--- a/keynote_scripts/Gastric_surgery_.docx
+++ b/keynote_scripts/Gastric_surgery_.docx
@@ -50,15 +50,7 @@
         <w:pStyle w:val="FirstParagraph"/>
       </w:pPr>
       <w:r>
-        <w:t xml:space="preserve">In this video we’ll discuss surgery of the stomach and we will focus on</w:t>
-      </w:r>
-    </w:p>
-    <w:p>
-      <w:pPr>
-        <w:pStyle w:val="BodyText"/>
-      </w:pPr>
-      <w:r>
-        <w:t xml:space="preserve">Different Types of Operations</w:t>
+        <w:t xml:space="preserve">In this video we’ll discuss surgery of the stomach and we will focus on the different Types of Operations</w:t>
       </w:r>
     </w:p>
     <w:bookmarkEnd w:id="10"/>
@@ -348,7 +340,7 @@
         <w:pStyle w:val="FirstParagraph"/>
       </w:pPr>
       <w:r>
-        <w:t xml:space="preserve">For instance, for a tumor located in this area of the stomach, the tumor is removed</w:t>
+        <w:t xml:space="preserve">For instance, for a tumor located in this area of the stomach, the tumor is removed…</w:t>
       </w:r>
     </w:p>
     <w:bookmarkEnd w:id="23"/>
@@ -527,6 +519,14 @@
         <w:t xml:space="preserve">24 Slide 24</w:t>
       </w:r>
     </w:p>
+    <w:p>
+      <w:pPr>
+        <w:pStyle w:val="FirstParagraph"/>
+      </w:pPr>
+      <w:r>
+        <w:t xml:space="preserve">For a tumor located in the middle or lower part of the stomach…</w:t>
+      </w:r>
+    </w:p>
     <w:bookmarkEnd w:id="32"/>
     <w:bookmarkStart w:id="33" w:name="slide-25"/>
     <w:p>
@@ -542,7 +542,7 @@
         <w:pStyle w:val="FirstParagraph"/>
       </w:pPr>
       <w:r>
-        <w:t xml:space="preserve">In many cases, adenocarcinoma of the stomach is treated with subtotal gastrectomy, which removes the bottom 2/3 of the stomach</w:t>
+        <w:t xml:space="preserve">A subtotal gastrectomy removes the bottom 2/3 of the stomach</w:t>
       </w:r>
     </w:p>
     <w:bookmarkEnd w:id="33"/>
@@ -560,7 +560,7 @@
         <w:pStyle w:val="FirstParagraph"/>
       </w:pPr>
       <w:r>
-        <w:t xml:space="preserve">Reconstruction is then performed by joining the stomach to the small intestines.</w:t>
+        <w:t xml:space="preserve">Reconstruction is then performed by joining the remaining stomach to the small intestines.</w:t>
       </w:r>
     </w:p>
     <w:bookmarkEnd w:id="34"/>
@@ -596,43 +596,49 @@
         <w:pStyle w:val="FirstParagraph"/>
       </w:pPr>
       <w:r>
-        <w:t xml:space="preserve">Here is an example of the location of a proximal tumor</w:t>
+        <w:t xml:space="preserve">The conventional approach for cancers in the upper or proximal part of the stomach is a total gastrectomy.</w:t>
+      </w:r>
+      <w:r>
+        <w:t xml:space="preserve"> </w:t>
+      </w:r>
+      <w:r>
+        <w:t xml:space="preserve">In this operation, the whole stomach is removed…</w:t>
       </w:r>
     </w:p>
     <w:bookmarkEnd w:id="36"/>
-    <w:bookmarkStart w:id="37" w:name="proximal-tumors-1"/>
-    <w:p>
-      <w:pPr>
-        <w:pStyle w:val="Heading2"/>
-      </w:pPr>
-      <w:r>
-        <w:t xml:space="preserve">29 Proximal Tumors</w:t>
-      </w:r>
-    </w:p>
-    <w:p>
-      <w:pPr>
-        <w:pStyle w:val="FirstParagraph"/>
-      </w:pPr>
-      <w:r>
-        <w:t xml:space="preserve">The conventional approach for cancers in the upper or proximal part of the stomach is a total gastrectomy</w:t>
+    <w:bookmarkStart w:id="37" w:name="slide-29"/>
+    <w:p>
+      <w:pPr>
+        <w:pStyle w:val="Heading2"/>
+      </w:pPr>
+      <w:r>
+        <w:t xml:space="preserve">29 Slide 29</w:t>
+      </w:r>
+    </w:p>
+    <w:p>
+      <w:pPr>
+        <w:pStyle w:val="FirstParagraph"/>
+      </w:pPr>
+      <w:r>
+        <w:t xml:space="preserve">An the esophagus connected to the small intestines.</w:t>
       </w:r>
     </w:p>
     <w:bookmarkEnd w:id="37"/>
-    <w:bookmarkStart w:id="38" w:name="slide-30"/>
-    <w:p>
-      <w:pPr>
-        <w:pStyle w:val="Heading2"/>
-      </w:pPr>
-      <w:r>
-        <w:t xml:space="preserve">30 Slide 30</w:t>
-      </w:r>
-    </w:p>
-    <w:p>
-      <w:pPr>
-        <w:pStyle w:val="FirstParagraph"/>
-      </w:pPr>
-      <w:r>
-        <w:t xml:space="preserve">In this operation, the whole stomach is removed…</w:t>
+    <w:bookmarkStart w:id="38" w:name="proximal-tumors-1"/>
+    <w:p>
+      <w:pPr>
+        <w:pStyle w:val="Heading2"/>
+      </w:pPr>
+      <w:r>
+        <w:t xml:space="preserve">30 Proximal Tumors</w:t>
+      </w:r>
+    </w:p>
+    <w:p>
+      <w:pPr>
+        <w:pStyle w:val="FirstParagraph"/>
+      </w:pPr>
+      <w:r>
+        <w:t xml:space="preserve">In some special cases, there are alternatives to a total gastrectomy for proximal tumors.</w:t>
       </w:r>
     </w:p>
     <w:bookmarkEnd w:id="38"/>
@@ -650,61 +656,75 @@
         <w:pStyle w:val="FirstParagraph"/>
       </w:pPr>
       <w:r>
-        <w:t xml:space="preserve">An the esophagus connected to the small intestines.</w:t>
+        <w:t xml:space="preserve">A proximal gastrectomy can be performed, which removes just the top part of the stomach</w:t>
+      </w:r>
+    </w:p>
+    <w:p>
+      <w:pPr>
+        <w:pStyle w:val="BodyText"/>
+      </w:pPr>
+      <w:r>
+        <w:t xml:space="preserve">In this operation, the top of the stomach is removed</w:t>
       </w:r>
     </w:p>
     <w:bookmarkEnd w:id="39"/>
-    <w:bookmarkStart w:id="40" w:name="proximal-tumors-2"/>
-    <w:p>
-      <w:pPr>
-        <w:pStyle w:val="Heading2"/>
-      </w:pPr>
-      <w:r>
-        <w:t xml:space="preserve">32 Proximal Tumors</w:t>
-      </w:r>
-    </w:p>
-    <w:p>
-      <w:pPr>
-        <w:pStyle w:val="FirstParagraph"/>
-      </w:pPr>
-      <w:r>
-        <w:t xml:space="preserve">In some special cases, there are alternatives to a total gastrectomy.</w:t>
+    <w:bookmarkStart w:id="40" w:name="slide-32"/>
+    <w:p>
+      <w:pPr>
+        <w:pStyle w:val="Heading2"/>
+      </w:pPr>
+      <w:r>
+        <w:t xml:space="preserve">32 Slide 32</w:t>
+      </w:r>
+    </w:p>
+    <w:p>
+      <w:pPr>
+        <w:pStyle w:val="FirstParagraph"/>
+      </w:pPr>
+      <w:r>
+        <w:t xml:space="preserve">The reconstruction from this operation is a bit more complex.</w:t>
+      </w:r>
+      <w:r>
+        <w:t xml:space="preserve"> </w:t>
+      </w:r>
+      <w:r>
+        <w:t xml:space="preserve">One option is a double-tract reconstruction which can help prevent reflux</w:t>
       </w:r>
     </w:p>
     <w:bookmarkEnd w:id="40"/>
-    <w:bookmarkStart w:id="41" w:name="slide-33"/>
-    <w:p>
-      <w:pPr>
-        <w:pStyle w:val="Heading2"/>
-      </w:pPr>
-      <w:r>
-        <w:t xml:space="preserve">33 Slide 33</w:t>
-      </w:r>
-    </w:p>
-    <w:p>
-      <w:pPr>
-        <w:pStyle w:val="FirstParagraph"/>
-      </w:pPr>
-      <w:r>
-        <w:t xml:space="preserve">Here is an example of the location of a proximal tumor</w:t>
+    <w:bookmarkStart w:id="41" w:name="gastroesophageal-junction"/>
+    <w:p>
+      <w:pPr>
+        <w:pStyle w:val="Heading2"/>
+      </w:pPr>
+      <w:r>
+        <w:t xml:space="preserve">33 Gastroesophageal Junction</w:t>
+      </w:r>
+    </w:p>
+    <w:p>
+      <w:pPr>
+        <w:pStyle w:val="FirstParagraph"/>
+      </w:pPr>
+      <w:r>
+        <w:t xml:space="preserve">Cancers located near the junction between the esophagus and stomach are a particular challenge, because these cancers can spread upward along the esophagus.</w:t>
       </w:r>
     </w:p>
     <w:bookmarkEnd w:id="41"/>
-    <w:bookmarkStart w:id="42" w:name="proximal-gastrectomy"/>
-    <w:p>
-      <w:pPr>
-        <w:pStyle w:val="Heading2"/>
-      </w:pPr>
-      <w:r>
-        <w:t xml:space="preserve">34 Proximal Gastrectomy</w:t>
-      </w:r>
-    </w:p>
-    <w:p>
-      <w:pPr>
-        <w:pStyle w:val="FirstParagraph"/>
-      </w:pPr>
-      <w:r>
-        <w:t xml:space="preserve">, a proximal gastrectomy can be performed, which removes just the top part of the stomach</w:t>
+    <w:bookmarkStart w:id="42" w:name="slide-34"/>
+    <w:p>
+      <w:pPr>
+        <w:pStyle w:val="Heading2"/>
+      </w:pPr>
+      <w:r>
+        <w:t xml:space="preserve">34 Slide 34</w:t>
+      </w:r>
+    </w:p>
+    <w:p>
+      <w:pPr>
+        <w:pStyle w:val="FirstParagraph"/>
+      </w:pPr>
+      <w:r>
+        <w:t xml:space="preserve">These cancers are frequently treated with an esophagogastrectomy, which removes the upper portion of the stomach and the bottom portion of the esophagus.</w:t>
       </w:r>
     </w:p>
     <w:bookmarkEnd w:id="42"/>
@@ -722,7 +742,7 @@
         <w:pStyle w:val="FirstParagraph"/>
       </w:pPr>
       <w:r>
-        <w:t xml:space="preserve">In this operation, the top of the stomach is removed</w:t>
+        <w:t xml:space="preserve">The stomach is then fashioned into a tube…</w:t>
       </w:r>
     </w:p>
     <w:bookmarkEnd w:id="43"/>
@@ -740,125 +760,127 @@
         <w:pStyle w:val="FirstParagraph"/>
       </w:pPr>
       <w:r>
-        <w:t xml:space="preserve">The reconstruction from this operation is a bit more complex.</w:t>
-      </w:r>
-      <w:r>
-        <w:t xml:space="preserve"> </w:t>
-      </w:r>
-      <w:r>
-        <w:t xml:space="preserve">One option is a double-tract reconstruction which can help prevent reflux</w:t>
+        <w:t xml:space="preserve">Which is then brought up into the chest to connect to the esophagus.</w:t>
       </w:r>
     </w:p>
     <w:bookmarkEnd w:id="44"/>
-    <w:bookmarkStart w:id="45" w:name="gastroesophageal-junction"/>
-    <w:p>
-      <w:pPr>
-        <w:pStyle w:val="Heading2"/>
-      </w:pPr>
-      <w:r>
-        <w:t xml:space="preserve">37 Gastroesophageal Junction</w:t>
-      </w:r>
-    </w:p>
-    <w:p>
-      <w:pPr>
-        <w:pStyle w:val="FirstParagraph"/>
-      </w:pPr>
-      <w:r>
-        <w:t xml:space="preserve">Cancers located near the junction between the esophagus and stomach are a particular challenge, because these cancers can spread upward along the esophagus.</w:t>
+    <w:bookmarkStart w:id="45" w:name="surgical-techniques"/>
+    <w:p>
+      <w:pPr>
+        <w:pStyle w:val="Heading2"/>
+      </w:pPr>
+      <w:r>
+        <w:t xml:space="preserve">37 Surgical Techniques</w:t>
+      </w:r>
+    </w:p>
+    <w:p>
+      <w:pPr>
+        <w:pStyle w:val="FirstParagraph"/>
+      </w:pPr>
+      <w:r>
+        <w:t xml:space="preserve">Surgery on the stomach can be done using either open techniques using conventional incisions, or with minimally-invasive techniques using small incisions.</w:t>
       </w:r>
     </w:p>
     <w:bookmarkEnd w:id="45"/>
-    <w:bookmarkStart w:id="46" w:name="slide-38"/>
-    <w:p>
-      <w:pPr>
-        <w:pStyle w:val="Heading2"/>
-      </w:pPr>
-      <w:r>
-        <w:t xml:space="preserve">38 Slide 38</w:t>
-      </w:r>
-    </w:p>
-    <w:p>
-      <w:pPr>
-        <w:pStyle w:val="FirstParagraph"/>
-      </w:pPr>
-      <w:r>
-        <w:t xml:space="preserve">These cancers are frequently treated with an esophagogastrectomy, which removes the upper portion of the stomach and the bottom portion of the esophagus.</w:t>
+    <w:bookmarkStart w:id="46" w:name="laparoscopic-techniques"/>
+    <w:p>
+      <w:pPr>
+        <w:pStyle w:val="Heading2"/>
+      </w:pPr>
+      <w:r>
+        <w:t xml:space="preserve">38 Laparoscopic Techniques</w:t>
+      </w:r>
+    </w:p>
+    <w:p>
+      <w:pPr>
+        <w:pStyle w:val="FirstParagraph"/>
+      </w:pPr>
+      <w:r>
+        <w:t xml:space="preserve">Laparoscopic techniques use instruments which can be as small as the diameter of a pencil</w:t>
       </w:r>
     </w:p>
     <w:bookmarkEnd w:id="46"/>
-    <w:bookmarkStart w:id="47" w:name="slide-39"/>
-    <w:p>
-      <w:pPr>
-        <w:pStyle w:val="Heading2"/>
-      </w:pPr>
-      <w:r>
-        <w:t xml:space="preserve">39 Slide 39</w:t>
-      </w:r>
-    </w:p>
-    <w:p>
-      <w:pPr>
-        <w:pStyle w:val="FirstParagraph"/>
-      </w:pPr>
-      <w:r>
-        <w:t xml:space="preserve">The stomach is then fashioned into a tube…</w:t>
+    <w:bookmarkStart w:id="47" w:name="robotic-techniques"/>
+    <w:p>
+      <w:pPr>
+        <w:pStyle w:val="Heading2"/>
+      </w:pPr>
+      <w:r>
+        <w:t xml:space="preserve">39 Robotic Techniques</w:t>
+      </w:r>
+    </w:p>
+    <w:p>
+      <w:pPr>
+        <w:pStyle w:val="FirstParagraph"/>
+      </w:pPr>
+      <w:r>
+        <w:t xml:space="preserve">A variation of laparoscopic techniques are robotic techniques.</w:t>
+      </w:r>
+    </w:p>
+    <w:p>
+      <w:pPr>
+        <w:pStyle w:val="BodyText"/>
+      </w:pPr>
+      <w:r>
+        <w:t xml:space="preserve">In this case, the surgeon works from a 3-d monitor</w:t>
       </w:r>
     </w:p>
     <w:bookmarkEnd w:id="47"/>
-    <w:bookmarkStart w:id="48" w:name="slide-40"/>
-    <w:p>
-      <w:pPr>
-        <w:pStyle w:val="Heading2"/>
-      </w:pPr>
-      <w:r>
-        <w:t xml:space="preserve">40 Slide 40</w:t>
-      </w:r>
-    </w:p>
-    <w:p>
-      <w:pPr>
-        <w:pStyle w:val="FirstParagraph"/>
-      </w:pPr>
-      <w:r>
-        <w:t xml:space="preserve">Which is then brought up into the chest to connect to the esophagus.</w:t>
+    <w:bookmarkStart w:id="48" w:name="robotic-techniques-1"/>
+    <w:p>
+      <w:pPr>
+        <w:pStyle w:val="Heading2"/>
+      </w:pPr>
+      <w:r>
+        <w:t xml:space="preserve">40 Robotic Techniques</w:t>
+      </w:r>
+    </w:p>
+    <w:p>
+      <w:pPr>
+        <w:pStyle w:val="FirstParagraph"/>
+      </w:pPr>
+      <w:r>
+        <w:t xml:space="preserve">The surgeon direct the robot using hand controls</w:t>
       </w:r>
     </w:p>
     <w:bookmarkEnd w:id="48"/>
-    <w:bookmarkStart w:id="49" w:name="surgical-techniques"/>
-    <w:p>
-      <w:pPr>
-        <w:pStyle w:val="Heading2"/>
-      </w:pPr>
-      <w:r>
-        <w:t xml:space="preserve">41 Surgical Techniques</w:t>
-      </w:r>
-    </w:p>
-    <w:p>
-      <w:pPr>
-        <w:pStyle w:val="FirstParagraph"/>
-      </w:pPr>
-      <w:r>
-        <w:t xml:space="preserve">Surgery on the stomach can be done using either open techniques using conventional incisions, or with minimally-invasive techniques using small incisions.</w:t>
+    <w:bookmarkStart w:id="49" w:name="robotic-techniques-2"/>
+    <w:p>
+      <w:pPr>
+        <w:pStyle w:val="Heading2"/>
+      </w:pPr>
+      <w:r>
+        <w:t xml:space="preserve">41 Robotic Techniques</w:t>
+      </w:r>
+    </w:p>
+    <w:p>
+      <w:pPr>
+        <w:pStyle w:val="FirstParagraph"/>
+      </w:pPr>
+      <w:r>
+        <w:t xml:space="preserve">Which are connected to the robotic arms</w:t>
       </w:r>
     </w:p>
     <w:bookmarkEnd w:id="49"/>
-    <w:bookmarkStart w:id="50" w:name="laparoscopic-techniques"/>
-    <w:p>
-      <w:pPr>
-        <w:pStyle w:val="Heading2"/>
-      </w:pPr>
-      <w:r>
-        <w:t xml:space="preserve">42 Laparoscopic Techniques</w:t>
-      </w:r>
-    </w:p>
-    <w:p>
-      <w:pPr>
-        <w:pStyle w:val="FirstParagraph"/>
-      </w:pPr>
-      <w:r>
-        <w:t xml:space="preserve">Laparoscopic techniques use instruments which can be as small as the diameter of a pencil</w:t>
+    <w:bookmarkStart w:id="50" w:name="robotic-techniques-3"/>
+    <w:p>
+      <w:pPr>
+        <w:pStyle w:val="Heading2"/>
+      </w:pPr>
+      <w:r>
+        <w:t xml:space="preserve">42 Robotic Techniques</w:t>
+      </w:r>
+    </w:p>
+    <w:p>
+      <w:pPr>
+        <w:pStyle w:val="FirstParagraph"/>
+      </w:pPr>
+      <w:r>
+        <w:t xml:space="preserve">Which control the surgical instruments.</w:t>
       </w:r>
     </w:p>
     <w:bookmarkEnd w:id="50"/>
-    <w:bookmarkStart w:id="51" w:name="robotic-techniques"/>
+    <w:bookmarkStart w:id="51" w:name="robotic-techniques-4"/>
     <w:p>
       <w:pPr>
         <w:pStyle w:val="Heading2"/>
@@ -872,7 +894,25 @@
         <w:pStyle w:val="FirstParagraph"/>
       </w:pPr>
       <w:r>
-        <w:t xml:space="preserve">A variation of laparoscopic techniques are robotic techniques.</w:t>
+        <w:t xml:space="preserve">In this way the surgeon can precisely control the surgical instruments</w:t>
+      </w:r>
+    </w:p>
+    <w:bookmarkEnd w:id="51"/>
+    <w:bookmarkStart w:id="52" w:name="slide-44"/>
+    <w:p>
+      <w:pPr>
+        <w:pStyle w:val="Heading2"/>
+      </w:pPr>
+      <w:r>
+        <w:t xml:space="preserve">44 Slide 44</w:t>
+      </w:r>
+    </w:p>
+    <w:p>
+      <w:pPr>
+        <w:pStyle w:val="FirstParagraph"/>
+      </w:pPr>
+      <w:r>
+        <w:t xml:space="preserve">You may have seen a video on social media showing how a surgical robot, under the control of the surgeon, can peel a grape and sew the skin back together. This illustrates the precision of the surgical robots.</w:t>
       </w:r>
     </w:p>
     <w:p>
@@ -880,158 +920,68 @@
         <w:pStyle w:val="BodyText"/>
       </w:pPr>
       <w:r>
-        <w:t xml:space="preserve">In this case, the surgeon works from a 3-d monitor</w:t>
-      </w:r>
-    </w:p>
-    <w:bookmarkEnd w:id="51"/>
-    <w:bookmarkStart w:id="52" w:name="robotic-techniques-1"/>
-    <w:p>
-      <w:pPr>
-        <w:pStyle w:val="Heading2"/>
-      </w:pPr>
-      <w:r>
-        <w:t xml:space="preserve">44 Robotic Techniques</w:t>
-      </w:r>
-    </w:p>
-    <w:p>
-      <w:pPr>
-        <w:pStyle w:val="FirstParagraph"/>
-      </w:pPr>
-      <w:r>
-        <w:t xml:space="preserve">The surgeon direct the robot using hand controls</w:t>
+        <w:t xml:space="preserve">Your surgeon will discuss with you your particular tumor and the operation and techniques to be used.</w:t>
+      </w:r>
+    </w:p>
+    <w:p>
+      <w:pPr>
+        <w:pStyle w:val="BodyText"/>
+      </w:pPr>
+      <w:r>
+        <w:t xml:space="preserve">Not all operations are suitable for use of robotic techniques, but they are playing an increasing role in surgery of the stomach.</w:t>
       </w:r>
     </w:p>
     <w:bookmarkEnd w:id="52"/>
-    <w:bookmarkStart w:id="53" w:name="robotic-techniques-2"/>
-    <w:p>
-      <w:pPr>
-        <w:pStyle w:val="Heading2"/>
-      </w:pPr>
-      <w:r>
-        <w:t xml:space="preserve">45 Robotic Techniques</w:t>
-      </w:r>
-    </w:p>
-    <w:p>
-      <w:pPr>
-        <w:pStyle w:val="FirstParagraph"/>
-      </w:pPr>
-      <w:r>
-        <w:t xml:space="preserve">Which are connected to the robotic arms</w:t>
+    <w:bookmarkStart w:id="53" w:name="slide-45"/>
+    <w:p>
+      <w:pPr>
+        <w:pStyle w:val="Heading2"/>
+      </w:pPr>
+      <w:r>
+        <w:t xml:space="preserve">45 Slide 45</w:t>
+      </w:r>
+    </w:p>
+    <w:p>
+      <w:pPr>
+        <w:pStyle w:val="FirstParagraph"/>
+      </w:pPr>
+      <w:r>
+        <w:t xml:space="preserve">We are working on preparing videos to address each of these different treatments, so please subscribe to be notified when we post new videos.</w:t>
+      </w:r>
+    </w:p>
+    <w:p>
+      <w:pPr>
+        <w:pStyle w:val="BodyText"/>
+      </w:pPr>
+      <w:r>
+        <w:t xml:space="preserve">(pause)</w:t>
+      </w:r>
+    </w:p>
+    <w:p>
+      <w:pPr>
+        <w:pStyle w:val="BodyText"/>
+      </w:pPr>
+      <w:r>
+        <w:t xml:space="preserve">We hope you have found this video helpful. This videos and others like it are designed to</w:t>
+      </w:r>
+    </w:p>
+    <w:p>
+      <w:pPr>
+        <w:pStyle w:val="BodyText"/>
+      </w:pPr>
+      <w:r>
+        <w:t xml:space="preserve">educate patients and families about gastric cancer</w:t>
+      </w:r>
+    </w:p>
+    <w:p>
+      <w:pPr>
+        <w:pStyle w:val="BodyText"/>
+      </w:pPr>
+      <w:r>
+        <w:t xml:space="preserve">Feel free to leave a comment about your experience with gastric cancer or if you have suggestions for new videos.</w:t>
       </w:r>
     </w:p>
     <w:bookmarkEnd w:id="53"/>
-    <w:bookmarkStart w:id="54" w:name="robotic-techniques-3"/>
-    <w:p>
-      <w:pPr>
-        <w:pStyle w:val="Heading2"/>
-      </w:pPr>
-      <w:r>
-        <w:t xml:space="preserve">46 Robotic Techniques</w:t>
-      </w:r>
-    </w:p>
-    <w:p>
-      <w:pPr>
-        <w:pStyle w:val="FirstParagraph"/>
-      </w:pPr>
-      <w:r>
-        <w:t xml:space="preserve">Which control fine surgical instruments.</w:t>
-      </w:r>
-    </w:p>
-    <w:bookmarkEnd w:id="54"/>
-    <w:bookmarkStart w:id="55" w:name="robotic-techniques-4"/>
-    <w:p>
-      <w:pPr>
-        <w:pStyle w:val="Heading2"/>
-      </w:pPr>
-      <w:r>
-        <w:t xml:space="preserve">47 Robotic Techniques</w:t>
-      </w:r>
-    </w:p>
-    <w:bookmarkEnd w:id="55"/>
-    <w:bookmarkStart w:id="56" w:name="slide-48"/>
-    <w:p>
-      <w:pPr>
-        <w:pStyle w:val="Heading2"/>
-      </w:pPr>
-      <w:r>
-        <w:t xml:space="preserve">48 Slide 48</w:t>
-      </w:r>
-    </w:p>
-    <w:p>
-      <w:pPr>
-        <w:pStyle w:val="FirstParagraph"/>
-      </w:pPr>
-      <w:r>
-        <w:t xml:space="preserve">You may have seen a video on social media showing how a surgical robot, under the control of the surgeon, can peel a grape and sew the skin back together. This illustrates the precision of the surgical robots.</w:t>
-      </w:r>
-    </w:p>
-    <w:p>
-      <w:pPr>
-        <w:pStyle w:val="BodyText"/>
-      </w:pPr>
-      <w:r>
-        <w:t xml:space="preserve">Your surgeon will discuss with you your particular tumor and the operation and techniques to be used.</w:t>
-      </w:r>
-    </w:p>
-    <w:p>
-      <w:pPr>
-        <w:pStyle w:val="BodyText"/>
-      </w:pPr>
-      <w:r>
-        <w:t xml:space="preserve">Not all operations are suitable for use of surgical robots, but they are playing an increasing role in surgery of the stomach.</w:t>
-      </w:r>
-    </w:p>
-    <w:bookmarkEnd w:id="56"/>
-    <w:bookmarkStart w:id="57" w:name="slide-49"/>
-    <w:p>
-      <w:pPr>
-        <w:pStyle w:val="Heading2"/>
-      </w:pPr>
-      <w:r>
-        <w:t xml:space="preserve">49 Slide 49</w:t>
-      </w:r>
-    </w:p>
-    <w:p>
-      <w:pPr>
-        <w:pStyle w:val="FirstParagraph"/>
-      </w:pPr>
-      <w:r>
-        <w:t xml:space="preserve">We are working on preparing videos to address each of these different treatments, so please subscribe to be notified when we post new videos.</w:t>
-      </w:r>
-    </w:p>
-    <w:p>
-      <w:pPr>
-        <w:pStyle w:val="BodyText"/>
-      </w:pPr>
-      <w:r>
-        <w:t xml:space="preserve">(pause)</w:t>
-      </w:r>
-    </w:p>
-    <w:p>
-      <w:pPr>
-        <w:pStyle w:val="BodyText"/>
-      </w:pPr>
-      <w:r>
-        <w:t xml:space="preserve">We hope you have found this video helpful. This videos and others like it are designed to</w:t>
-      </w:r>
-    </w:p>
-    <w:p>
-      <w:pPr>
-        <w:pStyle w:val="BodyText"/>
-      </w:pPr>
-      <w:r>
-        <w:t xml:space="preserve">educate patients and families about gastric cancer</w:t>
-      </w:r>
-    </w:p>
-    <w:p>
-      <w:pPr>
-        <w:pStyle w:val="BodyText"/>
-      </w:pPr>
-      <w:r>
-        <w:t xml:space="preserve">Feel free to leave a comment about your experience with gastric cancer or if you have suggestions for new videos.</w:t>
-      </w:r>
-    </w:p>
-    <w:bookmarkEnd w:id="57"/>
     <w:sectPr>
       <w:footnotePr>
         <w:numRestart w:val="eachSect"/>
